--- a/Kanazawa University Realated/Aeronautical system/Aeronautical System assignment by THU TA ZAW.docx
+++ b/Kanazawa University Realated/Aeronautical system/Aeronautical System assignment by THU TA ZAW.docx
@@ -266,6 +266,7 @@
     <w:p>
       <w:pPr>
         <w:pStyle w:val="BodyText"/>
+        <w:ind w:firstLine="720"/>
         <w:rPr>
           <w:rFonts w:ascii="Calibri" w:eastAsia="Malgun Gothic" w:hAnsi="Calibri"/>
           <w:color w:val="auto"/>
@@ -278,7 +279,6 @@
           <w:rFonts w:ascii="Calibri" w:eastAsia="Malgun Gothic" w:hAnsi="Calibri"/>
           <w:color w:val="auto"/>
           <w:sz w:val="24"/>
-          <w:highlight w:val="yellow"/>
           <w:lang w:val="en-US"/>
         </w:rPr>
         <w:t>The Airframe Angular velocity can be expressed by both airframe axes and Euler angle.</w:t>
@@ -294,16 +294,60 @@
           <w:lang w:val="en-US"/>
         </w:rPr>
       </w:pPr>
-      <w:r>
-        <w:rPr>
-          <w:rFonts w:ascii="Calibri" w:eastAsia="Malgun Gothic" w:hAnsi="Calibri"/>
-          <w:color w:val="auto"/>
-          <w:sz w:val="24"/>
-          <w:highlight w:val="yellow"/>
-          <w:lang w:val="en-US"/>
-        </w:rPr>
-        <w:t>Need to add angle Terms and physical meaning.</w:t>
-      </w:r>
+      <m:oMath>
+        <m:sSup>
+          <m:sSupPr>
+            <m:ctrlPr>
+              <w:rPr>
+                <w:rFonts w:ascii="Cambria Math" w:eastAsia="Malgun Gothic" w:hAnsi="Cambria Math"/>
+                <w:i/>
+                <w:color w:val="auto"/>
+                <w:sz w:val="24"/>
+                <w:lang w:val="en-US"/>
+              </w:rPr>
+            </m:ctrlPr>
+          </m:sSupPr>
+          <m:e>
+            <m:d>
+              <m:dPr>
+                <m:begChr m:val="["/>
+                <m:endChr m:val="]"/>
+                <m:ctrlPr>
+                  <w:rPr>
+                    <w:rFonts w:ascii="Cambria Math" w:eastAsia="Malgun Gothic" w:hAnsi="Cambria Math"/>
+                    <w:i/>
+                    <w:color w:val="auto"/>
+                    <w:sz w:val="24"/>
+                    <w:lang w:val="en-US"/>
+                  </w:rPr>
+                </m:ctrlPr>
+              </m:dPr>
+              <m:e>
+                <m:r>
+                  <w:rPr>
+                    <w:rFonts w:ascii="Cambria Math" w:eastAsia="Malgun Gothic" w:hAnsi="Cambria Math"/>
+                    <w:color w:val="auto"/>
+                    <w:sz w:val="24"/>
+                    <w:lang w:val="en-US"/>
+                  </w:rPr>
+                  <m:t>x,y,z</m:t>
+                </m:r>
+              </m:e>
+            </m:d>
+          </m:e>
+          <m:sup>
+            <m:r>
+              <w:rPr>
+                <w:rFonts w:ascii="Cambria Math" w:eastAsia="Malgun Gothic" w:hAnsi="Cambria Math"/>
+                <w:color w:val="auto"/>
+                <w:sz w:val="24"/>
+                <w:lang w:val="en-US"/>
+              </w:rPr>
+              <m:t>T</m:t>
+            </m:r>
+          </m:sup>
+        </m:sSup>
+      </m:oMath>
       <w:r>
         <w:rPr>
           <w:rFonts w:ascii="Calibri" w:eastAsia="Malgun Gothic" w:hAnsi="Calibri"/>
@@ -311,13 +355,12 @@
           <w:sz w:val="24"/>
           <w:lang w:val="en-US"/>
         </w:rPr>
-        <w:t xml:space="preserve"> And figure adding</w:t>
+        <w:t xml:space="preserve">: Airframe Fixed Coordinate System </w:t>
       </w:r>
     </w:p>
     <w:p>
       <w:pPr>
         <w:pStyle w:val="BodyText"/>
-        <w:ind w:firstLine="720"/>
         <w:rPr>
           <w:rFonts w:ascii="Calibri" w:eastAsia="Malgun Gothic" w:hAnsi="Calibri"/>
           <w:color w:val="auto"/>
@@ -666,7 +709,6 @@
     <w:p>
       <w:pPr>
         <w:pStyle w:val="BodyText"/>
-        <w:ind w:firstLine="720"/>
         <w:rPr>
           <w:rFonts w:ascii="Calibri" w:eastAsia="Malgun Gothic" w:hAnsi="Calibri"/>
           <w:color w:val="auto"/>
@@ -965,19 +1007,6 @@
     <w:p>
       <w:pPr>
         <w:pStyle w:val="BodyText"/>
-        <w:ind w:firstLine="720"/>
-        <w:rPr>
-          <w:rFonts w:ascii="Calibri" w:eastAsia="Malgun Gothic" w:hAnsi="Calibri"/>
-          <w:color w:val="auto"/>
-          <w:sz w:val="24"/>
-          <w:lang w:val="en-US"/>
-        </w:rPr>
-      </w:pPr>
-    </w:p>
-    <w:p>
-      <w:pPr>
-        <w:pStyle w:val="BodyText"/>
-        <w:ind w:firstLine="720"/>
         <w:rPr>
           <w:rFonts w:ascii="Calibri" w:eastAsia="Malgun Gothic" w:hAnsi="Calibri"/>
           <w:color w:val="auto"/>
@@ -1471,19 +1500,6 @@
     <w:p>
       <w:pPr>
         <w:pStyle w:val="BodyText"/>
-        <w:ind w:firstLine="720"/>
-        <w:rPr>
-          <w:rFonts w:ascii="Calibri" w:eastAsia="Malgun Gothic" w:hAnsi="Calibri"/>
-          <w:color w:val="auto"/>
-          <w:sz w:val="24"/>
-          <w:lang w:val="en-US"/>
-        </w:rPr>
-      </w:pPr>
-    </w:p>
-    <w:p>
-      <w:pPr>
-        <w:pStyle w:val="BodyText"/>
-        <w:ind w:firstLine="720"/>
         <w:rPr>
           <w:rFonts w:ascii="Calibri" w:eastAsia="Malgun Gothic" w:hAnsi="Calibri"/>
           <w:color w:val="auto"/>
@@ -2082,6 +2098,92 @@
           <w:lang w:val="en-US"/>
         </w:rPr>
       </w:pPr>
+      <w:r>
+        <w:rPr>
+          <w:rFonts w:ascii="Calibri" w:eastAsia="Malgun Gothic" w:hAnsi="Calibri"/>
+          <w:noProof/>
+          <w:color w:val="auto"/>
+          <w:sz w:val="24"/>
+          <w:lang w:val="en-US"/>
+        </w:rPr>
+        <w:drawing>
+          <wp:inline distT="0" distB="0" distL="0" distR="0" wp14:anchorId="3BEB4FD8" wp14:editId="5766E296">
+            <wp:extent cx="1571834" cy="1601279"/>
+            <wp:effectExtent l="0" t="0" r="0" b="0"/>
+            <wp:docPr id="698438732" name="Picture 3" descr="A screenshot of a computer&#10;&#10;AI-generated content may be incorrect."/>
+            <wp:cNvGraphicFramePr>
+              <a:graphicFrameLocks xmlns:a="http://schemas.openxmlformats.org/drawingml/2006/main" noChangeAspect="1"/>
+            </wp:cNvGraphicFramePr>
+            <a:graphic xmlns:a="http://schemas.openxmlformats.org/drawingml/2006/main">
+              <a:graphicData uri="http://schemas.openxmlformats.org/drawingml/2006/picture">
+                <pic:pic xmlns:pic="http://schemas.openxmlformats.org/drawingml/2006/picture">
+                  <pic:nvPicPr>
+                    <pic:cNvPr id="698438732" name="Picture 3" descr="A screenshot of a computer&#10;&#10;AI-generated content may be incorrect."/>
+                    <pic:cNvPicPr>
+                      <a:picLocks noChangeAspect="1" noChangeArrowheads="1"/>
+                    </pic:cNvPicPr>
+                  </pic:nvPicPr>
+                  <pic:blipFill rotWithShape="1">
+                    <a:blip r:embed="rId7" cstate="print">
+                      <a:extLst>
+                        <a:ext uri="{28A0092B-C50C-407E-A947-70E740481C1C}">
+                          <a14:useLocalDpi xmlns:a14="http://schemas.microsoft.com/office/drawing/2010/main" val="0"/>
+                        </a:ext>
+                      </a:extLst>
+                    </a:blip>
+                    <a:srcRect l="62368" t="27002" r="12948" b="31218"/>
+                    <a:stretch>
+                      <a:fillRect/>
+                    </a:stretch>
+                  </pic:blipFill>
+                  <pic:spPr bwMode="auto">
+                    <a:xfrm>
+                      <a:off x="0" y="0"/>
+                      <a:ext cx="1576053" cy="1605577"/>
+                    </a:xfrm>
+                    <a:prstGeom prst="rect">
+                      <a:avLst/>
+                    </a:prstGeom>
+                    <a:noFill/>
+                    <a:ln>
+                      <a:noFill/>
+                    </a:ln>
+                    <a:extLst>
+                      <a:ext uri="{53640926-AAD7-44D8-BBD7-CCE9431645EC}">
+                        <a14:shadowObscured xmlns:a14="http://schemas.microsoft.com/office/drawing/2010/main"/>
+                      </a:ext>
+                    </a:extLst>
+                  </pic:spPr>
+                </pic:pic>
+              </a:graphicData>
+            </a:graphic>
+          </wp:inline>
+        </w:drawing>
+      </w:r>
+    </w:p>
+    <w:p>
+      <w:pPr>
+        <w:pStyle w:val="BodyText"/>
+        <w:ind w:firstLine="720"/>
+        <w:jc w:val="center"/>
+        <w:rPr>
+          <w:rFonts w:ascii="Calibri" w:eastAsia="Malgun Gothic" w:hAnsi="Calibri"/>
+          <w:iCs/>
+          <w:color w:val="auto"/>
+          <w:sz w:val="24"/>
+          <w:lang w:val="en-US"/>
+        </w:rPr>
+      </w:pPr>
+      <w:r>
+        <w:rPr>
+          <w:rFonts w:ascii="Calibri" w:eastAsia="Malgun Gothic" w:hAnsi="Calibri"/>
+          <w:iCs/>
+          <w:color w:val="auto"/>
+          <w:sz w:val="24"/>
+          <w:lang w:val="en-US"/>
+        </w:rPr>
+        <w:t>Fig.1 Rotation on aircraft x-axis</w:t>
+      </w:r>
     </w:p>
     <w:p>
       <w:pPr>
@@ -2173,6 +2275,104 @@
     <w:p>
       <w:pPr>
         <w:pStyle w:val="BodyText"/>
+        <w:jc w:val="center"/>
+        <w:rPr>
+          <w:rFonts w:ascii="Calibri" w:eastAsia="Malgun Gothic" w:hAnsi="Calibri"/>
+          <w:iCs/>
+          <w:color w:val="auto"/>
+          <w:sz w:val="24"/>
+          <w:lang w:val="en-US"/>
+        </w:rPr>
+      </w:pPr>
+      <w:r>
+        <w:rPr>
+          <w:rFonts w:ascii="Calibri" w:eastAsia="Malgun Gothic" w:hAnsi="Calibri"/>
+          <w:noProof/>
+          <w:color w:val="auto"/>
+          <w:sz w:val="24"/>
+          <w:lang w:val="en-US"/>
+        </w:rPr>
+        <w:drawing>
+          <wp:inline distT="0" distB="0" distL="0" distR="0" wp14:anchorId="36919E44" wp14:editId="3DDCEF30">
+            <wp:extent cx="1587500" cy="1488403"/>
+            <wp:effectExtent l="0" t="0" r="0" b="0"/>
+            <wp:docPr id="454211191" name="Picture 2"/>
+            <wp:cNvGraphicFramePr>
+              <a:graphicFrameLocks xmlns:a="http://schemas.openxmlformats.org/drawingml/2006/main" noChangeAspect="1"/>
+            </wp:cNvGraphicFramePr>
+            <a:graphic xmlns:a="http://schemas.openxmlformats.org/drawingml/2006/main">
+              <a:graphicData uri="http://schemas.openxmlformats.org/drawingml/2006/picture">
+                <pic:pic xmlns:pic="http://schemas.openxmlformats.org/drawingml/2006/picture">
+                  <pic:nvPicPr>
+                    <pic:cNvPr id="454211191" name="Picture 2"/>
+                    <pic:cNvPicPr>
+                      <a:picLocks noChangeAspect="1" noChangeArrowheads="1"/>
+                    </pic:cNvPicPr>
+                  </pic:nvPicPr>
+                  <pic:blipFill rotWithShape="1">
+                    <a:blip r:embed="rId8" cstate="print">
+                      <a:extLst>
+                        <a:ext uri="{28A0092B-C50C-407E-A947-70E740481C1C}">
+                          <a14:useLocalDpi xmlns:a14="http://schemas.microsoft.com/office/drawing/2010/main" val="0"/>
+                        </a:ext>
+                      </a:extLst>
+                    </a:blip>
+                    <a:srcRect l="36336" t="26815" r="36897" b="31488"/>
+                    <a:stretch>
+                      <a:fillRect/>
+                    </a:stretch>
+                  </pic:blipFill>
+                  <pic:spPr bwMode="auto">
+                    <a:xfrm>
+                      <a:off x="0" y="0"/>
+                      <a:ext cx="1588547" cy="1489385"/>
+                    </a:xfrm>
+                    <a:prstGeom prst="rect">
+                      <a:avLst/>
+                    </a:prstGeom>
+                    <a:noFill/>
+                    <a:ln>
+                      <a:noFill/>
+                    </a:ln>
+                    <a:extLst>
+                      <a:ext uri="{53640926-AAD7-44D8-BBD7-CCE9431645EC}">
+                        <a14:shadowObscured xmlns:a14="http://schemas.microsoft.com/office/drawing/2010/main"/>
+                      </a:ext>
+                    </a:extLst>
+                  </pic:spPr>
+                </pic:pic>
+              </a:graphicData>
+            </a:graphic>
+          </wp:inline>
+        </w:drawing>
+      </w:r>
+    </w:p>
+    <w:p>
+      <w:pPr>
+        <w:pStyle w:val="BodyText"/>
+        <w:jc w:val="center"/>
+        <w:rPr>
+          <w:rFonts w:ascii="Calibri" w:eastAsia="Malgun Gothic" w:hAnsi="Calibri"/>
+          <w:iCs/>
+          <w:color w:val="auto"/>
+          <w:sz w:val="24"/>
+          <w:lang w:val="en-US"/>
+        </w:rPr>
+      </w:pPr>
+      <w:r>
+        <w:rPr>
+          <w:rFonts w:ascii="Calibri" w:eastAsia="Malgun Gothic" w:hAnsi="Calibri"/>
+          <w:iCs/>
+          <w:color w:val="auto"/>
+          <w:sz w:val="24"/>
+          <w:lang w:val="en-US"/>
+        </w:rPr>
+        <w:t>Fig.2 Rotation on aircraft y-axis</w:t>
+      </w:r>
+    </w:p>
+    <w:p>
+      <w:pPr>
+        <w:pStyle w:val="BodyText"/>
         <w:rPr>
           <w:rFonts w:ascii="Calibri" w:eastAsia="Malgun Gothic" w:hAnsi="Calibri"/>
           <w:color w:val="auto"/>
@@ -2576,19 +2776,7 @@
                       <w:sz w:val="24"/>
                       <w:lang w:val="en-US"/>
                     </w:rPr>
-                    <m:t>A1</m:t>
-                  </m:r>
-                  <m:r>
-                    <m:rPr>
-                      <m:sty m:val="p"/>
-                    </m:rPr>
-                    <w:rPr>
-                      <w:rFonts w:ascii="Cambria Math" w:eastAsia="Malgun Gothic" w:hAnsi="Cambria Math"/>
-                      <w:color w:val="auto"/>
-                      <w:sz w:val="24"/>
-                      <w:lang w:val="en-US"/>
-                    </w:rPr>
-                    <m:t>-54</m:t>
+                    <m:t>A1-54</m:t>
                   </m:r>
                 </m:e>
               </m:d>
@@ -3758,6 +3946,104 @@
           <w:lang w:val="en-US"/>
         </w:rPr>
         <w:t>:</w:t>
+      </w:r>
+    </w:p>
+    <w:p>
+      <w:pPr>
+        <w:pStyle w:val="BodyText"/>
+        <w:jc w:val="center"/>
+        <w:rPr>
+          <w:rFonts w:ascii="Calibri" w:eastAsia="Malgun Gothic" w:hAnsi="Calibri"/>
+          <w:iCs/>
+          <w:color w:val="auto"/>
+          <w:sz w:val="24"/>
+          <w:lang w:val="en-US"/>
+        </w:rPr>
+      </w:pPr>
+      <w:r>
+        <w:rPr>
+          <w:rFonts w:ascii="Calibri" w:eastAsia="Malgun Gothic" w:hAnsi="Calibri"/>
+          <w:noProof/>
+          <w:color w:val="auto"/>
+          <w:sz w:val="24"/>
+          <w:lang w:val="en-US"/>
+        </w:rPr>
+        <w:drawing>
+          <wp:inline distT="0" distB="0" distL="0" distR="0" wp14:anchorId="10AFDA6B" wp14:editId="5AA66E29">
+            <wp:extent cx="1615320" cy="1547495"/>
+            <wp:effectExtent l="0" t="0" r="4445" b="0"/>
+            <wp:docPr id="800733276" name="Picture 1" descr="A screenshot of a computer&#10;&#10;AI-generated content may be incorrect."/>
+            <wp:cNvGraphicFramePr>
+              <a:graphicFrameLocks xmlns:a="http://schemas.openxmlformats.org/drawingml/2006/main" noChangeAspect="1"/>
+            </wp:cNvGraphicFramePr>
+            <a:graphic xmlns:a="http://schemas.openxmlformats.org/drawingml/2006/main">
+              <a:graphicData uri="http://schemas.openxmlformats.org/drawingml/2006/picture">
+                <pic:pic xmlns:pic="http://schemas.openxmlformats.org/drawingml/2006/picture">
+                  <pic:nvPicPr>
+                    <pic:cNvPr id="800733276" name="Picture 1" descr="A screenshot of a computer&#10;&#10;AI-generated content may be incorrect."/>
+                    <pic:cNvPicPr>
+                      <a:picLocks noChangeAspect="1" noChangeArrowheads="1"/>
+                    </pic:cNvPicPr>
+                  </pic:nvPicPr>
+                  <pic:blipFill rotWithShape="1">
+                    <a:blip r:embed="rId9" cstate="print">
+                      <a:extLst>
+                        <a:ext uri="{28A0092B-C50C-407E-A947-70E740481C1C}">
+                          <a14:useLocalDpi xmlns:a14="http://schemas.microsoft.com/office/drawing/2010/main" val="0"/>
+                        </a:ext>
+                      </a:extLst>
+                    </a:blip>
+                    <a:srcRect l="8398" t="25482" r="64360" b="31159"/>
+                    <a:stretch>
+                      <a:fillRect/>
+                    </a:stretch>
+                  </pic:blipFill>
+                  <pic:spPr bwMode="auto">
+                    <a:xfrm>
+                      <a:off x="0" y="0"/>
+                      <a:ext cx="1616045" cy="1548190"/>
+                    </a:xfrm>
+                    <a:prstGeom prst="rect">
+                      <a:avLst/>
+                    </a:prstGeom>
+                    <a:noFill/>
+                    <a:ln>
+                      <a:noFill/>
+                    </a:ln>
+                    <a:extLst>
+                      <a:ext uri="{53640926-AAD7-44D8-BBD7-CCE9431645EC}">
+                        <a14:shadowObscured xmlns:a14="http://schemas.microsoft.com/office/drawing/2010/main"/>
+                      </a:ext>
+                    </a:extLst>
+                  </pic:spPr>
+                </pic:pic>
+              </a:graphicData>
+            </a:graphic>
+          </wp:inline>
+        </w:drawing>
+      </w:r>
+    </w:p>
+    <w:p>
+      <w:pPr>
+        <w:pStyle w:val="BodyText"/>
+        <w:jc w:val="center"/>
+        <w:rPr>
+          <w:rFonts w:ascii="Calibri" w:eastAsia="Malgun Gothic" w:hAnsi="Calibri"/>
+          <w:iCs/>
+          <w:color w:val="auto"/>
+          <w:sz w:val="24"/>
+          <w:lang w:val="en-US"/>
+        </w:rPr>
+      </w:pPr>
+      <w:r>
+        <w:rPr>
+          <w:rFonts w:ascii="Calibri" w:eastAsia="Malgun Gothic" w:hAnsi="Calibri"/>
+          <w:iCs/>
+          <w:color w:val="auto"/>
+          <w:sz w:val="24"/>
+          <w:lang w:val="en-US"/>
+        </w:rPr>
+        <w:t>Fig.3 Rotation on aircraft z-axis</w:t>
       </w:r>
     </w:p>
     <w:p>
@@ -4615,18 +4901,6 @@
           <w:lang w:val="en-US"/>
         </w:rPr>
       </w:pPr>
-    </w:p>
-    <w:p>
-      <w:pPr>
-        <w:pStyle w:val="BodyText"/>
-        <w:rPr>
-          <w:rFonts w:ascii="Calibri" w:eastAsia="Malgun Gothic" w:hAnsi="Calibri"/>
-          <w:iCs/>
-          <w:color w:val="auto"/>
-          <w:sz w:val="24"/>
-          <w:lang w:val="en-US"/>
-        </w:rPr>
-      </w:pPr>
       <m:oMathPara>
         <m:oMath>
           <m:sSub>
@@ -5049,6 +5323,9 @@
         </w:rPr>
       </w:pPr>
       <m:oMathPara>
+        <m:oMathParaPr>
+          <m:jc m:val="center"/>
+        </m:oMathParaPr>
         <m:oMath>
           <m:r>
             <m:rPr>
@@ -5326,6 +5603,9 @@
         </w:rPr>
       </w:pPr>
       <m:oMathPara>
+        <m:oMathParaPr>
+          <m:jc m:val="center"/>
+        </m:oMathParaPr>
         <m:oMath>
           <m:eqArr>
             <m:eqArrPr>
@@ -6552,18 +6832,6 @@
       <w:pPr>
         <w:pStyle w:val="BodyText"/>
         <w:rPr>
-          <w:rFonts w:ascii="Calibri" w:eastAsia="Malgun Gothic" w:hAnsi="Calibri"/>
-          <w:iCs/>
-          <w:color w:val="auto"/>
-          <w:sz w:val="24"/>
-          <w:lang w:val="en-US"/>
-        </w:rPr>
-      </w:pPr>
-    </w:p>
-    <w:p>
-      <w:pPr>
-        <w:pStyle w:val="BodyText"/>
-        <w:rPr>
           <w:lang w:eastAsia="x-none"/>
         </w:rPr>
       </w:pPr>
@@ -6583,7 +6851,25 @@
           <w:sz w:val="24"/>
           <w:lang w:val="en-US"/>
         </w:rPr>
-        <w:t>ircraft angular velocity in Euler angles become:</w:t>
+        <w:t xml:space="preserve">ircraft angular velocity </w:t>
+      </w:r>
+      <w:r>
+        <w:rPr>
+          <w:rFonts w:ascii="Calibri" w:eastAsia="Malgun Gothic" w:hAnsi="Calibri"/>
+          <w:color w:val="auto"/>
+          <w:sz w:val="24"/>
+          <w:lang w:val="en-US"/>
+        </w:rPr>
+        <w:t>expressed in</w:t>
+      </w:r>
+      <w:r>
+        <w:rPr>
+          <w:rFonts w:ascii="Calibri" w:eastAsia="Malgun Gothic" w:hAnsi="Calibri"/>
+          <w:color w:val="auto"/>
+          <w:sz w:val="24"/>
+          <w:lang w:val="en-US"/>
+        </w:rPr>
+        <w:t xml:space="preserve"> Euler angles become:</w:t>
       </w:r>
     </w:p>
     <w:p>
@@ -6832,15 +7118,6 @@
     </w:p>
     <w:p>
       <w:pPr>
-        <w:rPr>
-          <w:rFonts w:ascii="Cambria Math" w:hAnsi="Cambria Math"/>
-          <w:iCs/>
-        </w:rPr>
-      </w:pPr>
-    </w:p>
-    <w:p>
-      <w:pPr>
-        <w:jc w:val="right"/>
         <w:rPr>
           <w:rFonts w:ascii="Cambria Math" w:hAnsi="Cambria Math"/>
           <w:i/>
